--- a/guide/Anthropic_API_키_발급_가이드.docx
+++ b/guide/Anthropic_API_키_발급_가이드.docx
@@ -51,7 +51,7 @@
           <w:b w:val="0"/>
           <w:sz w:val="22"/>
         </w:rPr>
-        <w:t>비전자문서등록 자동입력기는 PDF 의 내용을 자동으로 추출하기 위해 Anthropic Claude API 를 사용합니다. 본 가이드는 Anthropic Console 가입부터 결제 등록, API 키 발급, 그리고 자동입력기에 키를 등록하는 전 과정을 시각자료와 함께 설명합니다.</w:t>
+        <w:t>비전자문서등록 자동입력기는 PDF 의 내용을 자동으로 추출하기 위해 Anthropic Claude API 를 사용합니다. 본 가이드는 Claude Console 가입부터 결제 등록, API 키 발급, 자동입력기에 키를 등록하는 전 과정을 실제 화면 스크린샷과 함께 설명합니다.</w:t>
       </w:r>
     </w:p>
     <w:p>
@@ -65,7 +65,7 @@
           <w:color w:val="2850A0"/>
           <w:sz w:val="20"/>
         </w:rPr>
-        <w:t>💡  예상 소요 시간: 약 5-10분 (결제수단 + 신용카드 정보 입력 시간 포함)</w:t>
+        <w:t>💡  예상 소요 시간: 약 5-10분 (결제수단 + 카드 정보 입력 포함)</w:t>
       </w:r>
     </w:p>
     <w:p>
@@ -79,7 +79,7 @@
           <w:color w:val="2850A0"/>
           <w:sz w:val="20"/>
         </w:rPr>
-        <w:t>💡  최소 결제 금액: $5 (약 7,000원). PDF 1건당 약 10원이므로 500건 이상 사용 가능.</w:t>
+        <w:t>💡  최소 결제 금액: $5 (약 7,000원). PDF 1건당 약 10원 (Sonnet 4.5 기준) — 약 500건 사용 가능.</w:t>
       </w:r>
     </w:p>
     <w:p>
@@ -112,7 +112,7 @@
           <w:color w:val="2850A0"/>
           <w:sz w:val="36"/>
         </w:rPr>
-        <w:t>1단계 — Anthropic Console 가입</w:t>
+        <w:t>1단계 — Claude Console 가입</w:t>
       </w:r>
     </w:p>
     <w:p>
@@ -122,7 +122,7 @@
           <w:b w:val="0"/>
           <w:sz w:val="22"/>
         </w:rPr>
-        <w:t>브라우저에서 다음 주소로 이동:</w:t>
+        <w:t>브라우저에서 다음 주소로 이동하세요:</w:t>
       </w:r>
     </w:p>
     <w:p>
@@ -152,7 +152,7 @@
           <w:b/>
           <w:sz w:val="22"/>
         </w:rPr>
-        <w:t>가입 방법 (둘 중 하나 선택):</w:t>
+        <w:t>가입 방법:</w:t>
       </w:r>
     </w:p>
     <w:p>
@@ -162,7 +162,7 @@
           <w:b w:val="0"/>
           <w:sz w:val="22"/>
         </w:rPr>
-        <w:t xml:space="preserve">  ① Google 계정으로 가입 — 가장 빠름 (Google 로그인 한 번으로 완료)</w:t>
+        <w:t xml:space="preserve">  ● 빨간 박스 표시된 [Google 계정으로 계속하기] 클릭 (가장 빠름)</w:t>
       </w:r>
     </w:p>
     <w:p>
@@ -172,7 +172,7 @@
           <w:b w:val="0"/>
           <w:sz w:val="22"/>
         </w:rPr>
-        <w:t xml:space="preserve">  ② 이메일로 가입 — name@example.com 형태의 이메일 입력 → 이메일 인증</w:t>
+        <w:t xml:space="preserve">  ● 또는 [이메일 입력] 칸에 이메일 입력 후 [이메일로 계속하기] → 이메일 인증</w:t>
       </w:r>
     </w:p>
     <w:p>
@@ -182,7 +182,7 @@
       <w:r>
         <w:drawing>
           <wp:inline xmlns:a="http://schemas.openxmlformats.org/drawingml/2006/main" xmlns:pic="http://schemas.openxmlformats.org/drawingml/2006/picture">
-            <wp:extent cx="5760000" cy="3456000"/>
+            <wp:extent cx="5760000" cy="3473288"/>
             <wp:docPr id="1" name="Picture 1"/>
             <wp:cNvGraphicFramePr>
               <a:graphicFrameLocks noChangeAspect="1"/>
@@ -191,7 +191,7 @@
               <a:graphicData uri="http://schemas.openxmlformats.org/drawingml/2006/picture">
                 <pic:pic>
                   <pic:nvPicPr>
-                    <pic:cNvPr id="0" name="01_signup.png"/>
+                    <pic:cNvPr id="0" name="1.png"/>
                     <pic:cNvPicPr/>
                   </pic:nvPicPr>
                   <pic:blipFill>
@@ -203,7 +203,7 @@
                   <pic:spPr>
                     <a:xfrm>
                       <a:off x="0" y="0"/>
-                      <a:ext cx="5760000" cy="3456000"/>
+                      <a:ext cx="5760000" cy="3473288"/>
                     </a:xfrm>
                     <a:prstGeom prst="rect"/>
                   </pic:spPr>
@@ -225,7 +225,7 @@
           <w:color w:val="787878"/>
           <w:sz w:val="18"/>
         </w:rPr>
-        <w:t>그림 1. Anthropic Console 가입 페이지</w:t>
+        <w:t>그림 1. Claude Console 가입/로그인 페이지</w:t>
       </w:r>
     </w:p>
     <w:p>
@@ -239,7 +239,7 @@
           <w:color w:val="2850A0"/>
           <w:sz w:val="20"/>
         </w:rPr>
-        <w:t>💡  Google 가입을 추천합니다 — 이메일 인증 단계 생략.</w:t>
+        <w:t>💡  Google 계정 권장 — 별도 비밀번호 / 이메일 인증 불필요.</w:t>
       </w:r>
     </w:p>
     <w:p>
@@ -258,7 +258,7 @@
           <w:color w:val="2850A0"/>
           <w:sz w:val="36"/>
         </w:rPr>
-        <w:t>2단계 — 결제수단 등록 + 크레딧 충전</w:t>
+        <w:t>2단계 — 크레딧 메뉴로 이동</w:t>
       </w:r>
     </w:p>
     <w:p>
@@ -268,7 +268,142 @@
           <w:b w:val="0"/>
           <w:sz w:val="22"/>
         </w:rPr>
-        <w:t>Claude API 는 사용량만큼 과금되는 방식입니다 (PDF 1건당 약 10원). 사용 전 결제수단 등록 + 크레딧 충전이 필요합니다.</w:t>
+        <w:t>로그인 후 메인 대시보드가 나타납니다. 좌측 사이드바 ★맨 아래★ 의 [크레딧] 메뉴를 클릭합니다.</w:t>
+      </w:r>
+    </w:p>
+    <w:p>
+      <w:r>
+        <w:rPr>
+          <w:rFonts w:ascii="맑은 고딕" w:hAnsi="맑은 고딕"/>
+          <w:b w:val="0"/>
+          <w:sz w:val="22"/>
+        </w:rPr>
+      </w:r>
+    </w:p>
+    <w:p>
+      <w:r>
+        <w:rPr>
+          <w:rFonts w:ascii="맑은 고딕" w:hAnsi="맑은 고딕"/>
+          <w:b/>
+          <w:sz w:val="22"/>
+        </w:rPr>
+        <w:t>화면에서 확인:</w:t>
+      </w:r>
+    </w:p>
+    <w:p>
+      <w:r>
+        <w:rPr>
+          <w:rFonts w:ascii="맑은 고딕" w:hAnsi="맑은 고딕"/>
+          <w:b w:val="0"/>
+          <w:sz w:val="22"/>
+        </w:rPr>
+        <w:t xml:space="preserve">  ● 좌측 사이드바 하단 빨간 박스의 [크레딧 USD 0.00] 클릭</w:t>
+      </w:r>
+    </w:p>
+    <w:p>
+      <w:r>
+        <w:rPr>
+          <w:rFonts w:ascii="맑은 고딕" w:hAnsi="맑은 고딕"/>
+          <w:b w:val="0"/>
+          <w:sz w:val="22"/>
+        </w:rPr>
+        <w:t xml:space="preserve">  ● (또는 우상단 [API 키 받기] 버튼으로도 진입 가능)</w:t>
+      </w:r>
+    </w:p>
+    <w:p>
+      <w:pPr>
+        <w:jc w:val="center"/>
+      </w:pPr>
+      <w:r>
+        <w:drawing>
+          <wp:inline xmlns:a="http://schemas.openxmlformats.org/drawingml/2006/main" xmlns:pic="http://schemas.openxmlformats.org/drawingml/2006/picture">
+            <wp:extent cx="5760000" cy="3265339"/>
+            <wp:docPr id="2" name="Picture 2"/>
+            <wp:cNvGraphicFramePr>
+              <a:graphicFrameLocks noChangeAspect="1"/>
+            </wp:cNvGraphicFramePr>
+            <a:graphic>
+              <a:graphicData uri="http://schemas.openxmlformats.org/drawingml/2006/picture">
+                <pic:pic>
+                  <pic:nvPicPr>
+                    <pic:cNvPr id="0" name="2.png"/>
+                    <pic:cNvPicPr/>
+                  </pic:nvPicPr>
+                  <pic:blipFill>
+                    <a:blip r:embed="rId10"/>
+                    <a:stretch>
+                      <a:fillRect/>
+                    </a:stretch>
+                  </pic:blipFill>
+                  <pic:spPr>
+                    <a:xfrm>
+                      <a:off x="0" y="0"/>
+                      <a:ext cx="5760000" cy="3265339"/>
+                    </a:xfrm>
+                    <a:prstGeom prst="rect"/>
+                  </pic:spPr>
+                </pic:pic>
+              </a:graphicData>
+            </a:graphic>
+          </wp:inline>
+        </w:drawing>
+      </w:r>
+    </w:p>
+    <w:p>
+      <w:pPr>
+        <w:jc w:val="center"/>
+      </w:pPr>
+      <w:r>
+        <w:rPr>
+          <w:rFonts w:ascii="맑은 고딕" w:hAnsi="맑은 고딕"/>
+          <w:i/>
+          <w:color w:val="787878"/>
+          <w:sz w:val="18"/>
+        </w:rPr>
+        <w:t>그림 2. 메인 대시보드 — 좌측 사이드바 [크레딧] 클릭</w:t>
+      </w:r>
+    </w:p>
+    <w:p>
+      <w:pPr>
+        <w:ind w:left="283"/>
+      </w:pPr>
+      <w:r>
+        <w:rPr>
+          <w:rFonts w:ascii="맑은 고딕" w:hAnsi="맑은 고딕"/>
+          <w:b/>
+          <w:color w:val="3C3C3C"/>
+          <w:sz w:val="20"/>
+        </w:rPr>
+        <w:t>📌  그림에서 [크레딧 USD 13.27] 로 표시된 곳은 이미 충전된 상태입니다. 처음엔 USD 0.00 으로 표시됩니다.</w:t>
+      </w:r>
+    </w:p>
+    <w:p>
+      <w:r>
+        <w:br w:type="page"/>
+      </w:r>
+    </w:p>
+    <w:p>
+      <w:pPr>
+        <w:pStyle w:val="Heading1"/>
+      </w:pPr>
+      <w:r>
+        <w:rPr>
+          <w:rFonts w:ascii="맑은 고딕" w:hAnsi="맑은 고딕"/>
+          <w:b/>
+          <w:color w:val="2850A0"/>
+          <w:sz w:val="36"/>
+        </w:rPr>
+        <w:t>3단계 — 크레딧 구매</w:t>
+      </w:r>
+    </w:p>
+    <w:p>
+      <w:r>
+        <w:rPr>
+          <w:rFonts w:ascii="맑은 고딕" w:hAnsi="맑은 고딕"/>
+          <w:b w:val="0"/>
+          <w:sz w:val="22"/>
+        </w:rPr>
+        <w:t>크레딧 잔액 페이지로 이동합니다. 처음에는 잔액이 $0 이고 결제수단도 미등록 상태입니다.</w:t>
       </w:r>
     </w:p>
     <w:p>
@@ -297,7 +432,7 @@
           <w:b w:val="0"/>
           <w:sz w:val="22"/>
         </w:rPr>
-        <w:t xml:space="preserve">  ① 좌측 사이드바에서 [Plans &amp; Billing] 클릭</w:t>
+        <w:t xml:space="preserve">  ① 페이지에서 빨간 박스 [크레딧 구매] 버튼 클릭</w:t>
       </w:r>
     </w:p>
     <w:p>
@@ -307,7 +442,7 @@
           <w:b w:val="0"/>
           <w:sz w:val="22"/>
         </w:rPr>
-        <w:t xml:space="preserve">  ② [Add payment method] 클릭 → 신용/체크카드 정보 입력</w:t>
+        <w:t xml:space="preserve">  ② Stripe 결제 페이지로 이동 — 카드 정보 입력 + 충전 금액 선택 (최소 $5)</w:t>
       </w:r>
     </w:p>
     <w:p>
@@ -317,7 +452,7 @@
           <w:b w:val="0"/>
           <w:sz w:val="22"/>
         </w:rPr>
-        <w:t xml:space="preserve">  ③ [Buy credits] 클릭 → 최소 $5 충전 (약 7,000원, 500건 분량)</w:t>
+        <w:t xml:space="preserve">  ③ 결제 완료 후 잔액이 표시됨 (예: US$13.27)</w:t>
       </w:r>
     </w:p>
     <w:p>
@@ -327,8 +462,8 @@
       <w:r>
         <w:drawing>
           <wp:inline xmlns:a="http://schemas.openxmlformats.org/drawingml/2006/main" xmlns:pic="http://schemas.openxmlformats.org/drawingml/2006/picture">
-            <wp:extent cx="5760000" cy="3456000"/>
-            <wp:docPr id="2" name="Picture 2"/>
+            <wp:extent cx="5760000" cy="1495771"/>
+            <wp:docPr id="3" name="Picture 3"/>
             <wp:cNvGraphicFramePr>
               <a:graphicFrameLocks noChangeAspect="1"/>
             </wp:cNvGraphicFramePr>
@@ -336,11 +471,11 @@
               <a:graphicData uri="http://schemas.openxmlformats.org/drawingml/2006/picture">
                 <pic:pic>
                   <pic:nvPicPr>
-                    <pic:cNvPr id="0" name="02_billing.png"/>
+                    <pic:cNvPr id="0" name="3.png"/>
                     <pic:cNvPicPr/>
                   </pic:nvPicPr>
                   <pic:blipFill>
-                    <a:blip r:embed="rId10"/>
+                    <a:blip r:embed="rId11"/>
                     <a:stretch>
                       <a:fillRect/>
                     </a:stretch>
@@ -348,7 +483,7 @@
                   <pic:spPr>
                     <a:xfrm>
                       <a:off x="0" y="0"/>
-                      <a:ext cx="5760000" cy="3456000"/>
+                      <a:ext cx="5760000" cy="1495771"/>
                     </a:xfrm>
                     <a:prstGeom prst="rect"/>
                   </pic:spPr>
@@ -370,7 +505,7 @@
           <w:color w:val="787878"/>
           <w:sz w:val="18"/>
         </w:rPr>
-        <w:t>그림 2. 결제 페이지 — 카드 등록 + 크레딧 충전</w:t>
+        <w:t>그림 3. 크레딧 페이지 — [크레딧 구매] 클릭</w:t>
       </w:r>
     </w:p>
     <w:p>
@@ -384,7 +519,7 @@
           <w:color w:val="2850A0"/>
           <w:sz w:val="20"/>
         </w:rPr>
-        <w:t>💡  Auto-reload 기능: 크레딧이 일정 수준 이하로 떨어지면 자동 충전 (선택 사항).</w:t>
+        <w:t>💡  Auto-reload (자동 재충전) 설정도 가능 — 잔액이 일정 수준 이하로 떨어지면 자동 충전. 처음엔 비활성화된 상태.</w:t>
       </w:r>
     </w:p>
     <w:p>
@@ -417,7 +552,7 @@
           <w:color w:val="2850A0"/>
           <w:sz w:val="36"/>
         </w:rPr>
-        <w:t>3단계 — API Keys 페이지로 이동</w:t>
+        <w:t>4단계 — API 키 페이지로 이동</w:t>
       </w:r>
     </w:p>
     <w:p>
@@ -427,7 +562,7 @@
           <w:b w:val="0"/>
           <w:sz w:val="22"/>
         </w:rPr>
-        <w:t>좌측 사이드바에서 [API Keys] 메뉴를 클릭합니다.</w:t>
+        <w:t>좌측 사이드바에서 [API 키] 메뉴를 클릭합니다.</w:t>
       </w:r>
     </w:p>
     <w:p>
@@ -437,7 +572,46 @@
           <w:b w:val="0"/>
           <w:sz w:val="22"/>
         </w:rPr>
-        <w:t>페이지 우상단의 [+ Create Key] 버튼을 클릭합니다.</w:t>
+        <w:t>(좌측 메뉴가 안 보이면 우상단 [조직 설정] 또는 [API 키 받기] 버튼으로 진입)</w:t>
+      </w:r>
+    </w:p>
+    <w:p>
+      <w:r>
+        <w:rPr>
+          <w:rFonts w:ascii="맑은 고딕" w:hAnsi="맑은 고딕"/>
+          <w:b w:val="0"/>
+          <w:sz w:val="22"/>
+        </w:rPr>
+      </w:r>
+    </w:p>
+    <w:p>
+      <w:r>
+        <w:rPr>
+          <w:rFonts w:ascii="맑은 고딕" w:hAnsi="맑은 고딕"/>
+          <w:b/>
+          <w:sz w:val="22"/>
+        </w:rPr>
+        <w:t>순서:</w:t>
+      </w:r>
+    </w:p>
+    <w:p>
+      <w:r>
+        <w:rPr>
+          <w:rFonts w:ascii="맑은 고딕" w:hAnsi="맑은 고딕"/>
+          <w:b w:val="0"/>
+          <w:sz w:val="22"/>
+        </w:rPr>
+        <w:t xml:space="preserve">  ① 좌측 사이드바 [API 키] 클릭 (빨간 박스)</w:t>
+      </w:r>
+    </w:p>
+    <w:p>
+      <w:r>
+        <w:rPr>
+          <w:rFonts w:ascii="맑은 고딕" w:hAnsi="맑은 고딕"/>
+          <w:b w:val="0"/>
+          <w:sz w:val="22"/>
+        </w:rPr>
+        <w:t xml:space="preserve">  ② 우상단 [+ 키 생성] 버튼 클릭 (빨간 박스)</w:t>
       </w:r>
     </w:p>
     <w:p>
@@ -447,8 +621,8 @@
       <w:r>
         <w:drawing>
           <wp:inline xmlns:a="http://schemas.openxmlformats.org/drawingml/2006/main" xmlns:pic="http://schemas.openxmlformats.org/drawingml/2006/picture">
-            <wp:extent cx="5760000" cy="3456000"/>
-            <wp:docPr id="3" name="Picture 3"/>
+            <wp:extent cx="5760000" cy="1658042"/>
+            <wp:docPr id="4" name="Picture 4"/>
             <wp:cNvGraphicFramePr>
               <a:graphicFrameLocks noChangeAspect="1"/>
             </wp:cNvGraphicFramePr>
@@ -456,11 +630,11 @@
               <a:graphicData uri="http://schemas.openxmlformats.org/drawingml/2006/picture">
                 <pic:pic>
                   <pic:nvPicPr>
-                    <pic:cNvPr id="0" name="03_apikeys.png"/>
+                    <pic:cNvPr id="0" name="4.png"/>
                     <pic:cNvPicPr/>
                   </pic:nvPicPr>
                   <pic:blipFill>
-                    <a:blip r:embed="rId11"/>
+                    <a:blip r:embed="rId12"/>
                     <a:stretch>
                       <a:fillRect/>
                     </a:stretch>
@@ -468,7 +642,7 @@
                   <pic:spPr>
                     <a:xfrm>
                       <a:off x="0" y="0"/>
-                      <a:ext cx="5760000" cy="3456000"/>
+                      <a:ext cx="5760000" cy="1658042"/>
                     </a:xfrm>
                     <a:prstGeom prst="rect"/>
                   </pic:spPr>
@@ -490,7 +664,21 @@
           <w:color w:val="787878"/>
           <w:sz w:val="18"/>
         </w:rPr>
-        <w:t>그림 3. API Keys 페이지 — [+ Create Key] 버튼</w:t>
+        <w:t>그림 4. API 키 페이지 — [+ 키 생성] 버튼</w:t>
+      </w:r>
+    </w:p>
+    <w:p>
+      <w:pPr>
+        <w:ind w:left="283"/>
+      </w:pPr>
+      <w:r>
+        <w:rPr>
+          <w:rFonts w:ascii="맑은 고딕" w:hAnsi="맑은 고딕"/>
+          <w:b/>
+          <w:color w:val="3C3C3C"/>
+          <w:sz w:val="20"/>
+        </w:rPr>
+        <w:t>📌  이미 키가 1개 있어도 새 키를 추가로 만들 수 있습니다 (자동입력기용 별도 키 권장).</w:t>
       </w:r>
     </w:p>
     <w:p>
@@ -509,7 +697,7 @@
           <w:color w:val="2850A0"/>
           <w:sz w:val="36"/>
         </w:rPr>
-        <w:t>4단계 — 키 이름 입력 + 생성</w:t>
+        <w:t>5단계 — 키 이름 입력 + 추가</w:t>
       </w:r>
     </w:p>
     <w:p>
@@ -519,7 +707,7 @@
           <w:b w:val="0"/>
           <w:sz w:val="22"/>
         </w:rPr>
-        <w:t>[+ Create Key] 버튼을 누르면 다음 다이얼로그가 나타납니다.</w:t>
+        <w:t>[+ 키 생성] 버튼을 누르면 다음 다이얼로그가 나타납니다.</w:t>
       </w:r>
     </w:p>
     <w:p>
@@ -548,7 +736,7 @@
           <w:b w:val="0"/>
           <w:sz w:val="22"/>
         </w:rPr>
-        <w:t xml:space="preserve">  ① Name: 키 이름을 자유롭게 (예: 'kedu-doc-auto', '문서접수' 등)</w:t>
+        <w:t xml:space="preserve">  ● 워크스페이스에서 만들기: [워크스페이스 선택] → 기본값 그대로 또는 Default 선택</w:t>
       </w:r>
     </w:p>
     <w:p>
@@ -558,7 +746,7 @@
           <w:b w:val="0"/>
           <w:sz w:val="22"/>
         </w:rPr>
-        <w:t xml:space="preserve">  ② Workspace: Default Workspace 그대로 두면 됨</w:t>
+        <w:t xml:space="preserve">  ● 키 이름 지정: 'my-secret-key' 자리에 본인이 알아볼 이름 입력 (예: '문서접수', 'kedu')</w:t>
       </w:r>
     </w:p>
     <w:p>
@@ -568,7 +756,7 @@
           <w:b w:val="0"/>
           <w:sz w:val="22"/>
         </w:rPr>
-        <w:t xml:space="preserve">  ③ [Create] 버튼 클릭</w:t>
+        <w:t xml:space="preserve">  ● [추가] 버튼 클릭</w:t>
       </w:r>
     </w:p>
     <w:p>
@@ -578,8 +766,8 @@
       <w:r>
         <w:drawing>
           <wp:inline xmlns:a="http://schemas.openxmlformats.org/drawingml/2006/main" xmlns:pic="http://schemas.openxmlformats.org/drawingml/2006/picture">
-            <wp:extent cx="5760000" cy="3456000"/>
-            <wp:docPr id="4" name="Picture 4"/>
+            <wp:extent cx="3600000" cy="2533941"/>
+            <wp:docPr id="5" name="Picture 5"/>
             <wp:cNvGraphicFramePr>
               <a:graphicFrameLocks noChangeAspect="1"/>
             </wp:cNvGraphicFramePr>
@@ -587,11 +775,11 @@
               <a:graphicData uri="http://schemas.openxmlformats.org/drawingml/2006/picture">
                 <pic:pic>
                   <pic:nvPicPr>
-                    <pic:cNvPr id="0" name="04_createkey.png"/>
+                    <pic:cNvPr id="0" name="5.png"/>
                     <pic:cNvPicPr/>
                   </pic:nvPicPr>
                   <pic:blipFill>
-                    <a:blip r:embed="rId12"/>
+                    <a:blip r:embed="rId13"/>
                     <a:stretch>
                       <a:fillRect/>
                     </a:stretch>
@@ -599,7 +787,7 @@
                   <pic:spPr>
                     <a:xfrm>
                       <a:off x="0" y="0"/>
-                      <a:ext cx="5760000" cy="3456000"/>
+                      <a:ext cx="3600000" cy="2533941"/>
                     </a:xfrm>
                     <a:prstGeom prst="rect"/>
                   </pic:spPr>
@@ -621,7 +809,7 @@
           <w:color w:val="787878"/>
           <w:sz w:val="18"/>
         </w:rPr>
-        <w:t>그림 4. 키 이름 입력 + Create 클릭</w:t>
+        <w:t>그림 5. API 키 생성 다이얼로그</w:t>
       </w:r>
     </w:p>
     <w:p>
@@ -635,7 +823,7 @@
           <w:color w:val="2850A0"/>
           <w:sz w:val="20"/>
         </w:rPr>
-        <w:t>💡  Name 은 본인이 키를 구분하기 위한 라벨일 뿐 — 아무 이름이나 OK.</w:t>
+        <w:t>💡  키 이름은 본인 구분용 라벨일 뿐 — 아무 이름이나 무방.</w:t>
       </w:r>
     </w:p>
     <w:p>
@@ -654,7 +842,7 @@
           <w:color w:val="2850A0"/>
           <w:sz w:val="36"/>
         </w:rPr>
-        <w:t>5단계 — 키 복사 (★ 매우 중요 ★)</w:t>
+        <w:t>6단계 — 키 복사 (★ 매우 중요 ★)</w:t>
       </w:r>
     </w:p>
     <w:p>
@@ -668,7 +856,7 @@
           <w:color w:val="B4501E"/>
           <w:sz w:val="20"/>
         </w:rPr>
-        <w:t>⚠  이 화면의 키는 한 번만 표시됩니다. 닫으면 다시 확인할 수 없습니다.</w:t>
+        <w:t>⚠  이 화면의 키는 한 번만 표시됩니다. 닫으면 다시 확인 불가 — 반드시 [키 복사] 클릭!</w:t>
       </w:r>
     </w:p>
     <w:p>
@@ -697,7 +885,7 @@
           <w:b w:val="0"/>
           <w:sz w:val="22"/>
         </w:rPr>
-        <w:t xml:space="preserve">  ① 표시된 키 (sk-ant-... 로 시작) 옆의 [📋 Copy] 버튼 클릭</w:t>
+        <w:t xml:space="preserve">  ① 화면에 표시된 키 (sk-ant-... 로 시작) 옆 [📋 키 복사] 버튼 클릭</w:t>
       </w:r>
     </w:p>
     <w:p>
@@ -707,7 +895,7 @@
           <w:b w:val="0"/>
           <w:sz w:val="22"/>
         </w:rPr>
-        <w:t xml:space="preserve">  ② 키가 클립보드에 복사됨</w:t>
+        <w:t xml:space="preserve">  ② 키가 클립보드에 복사됨 (메모장 등에 임시로 붙여넣어 두면 안전)</w:t>
       </w:r>
     </w:p>
     <w:p>
@@ -717,7 +905,7 @@
           <w:b w:val="0"/>
           <w:sz w:val="22"/>
         </w:rPr>
-        <w:t xml:space="preserve">  ③ [Done] 클릭하기 전에 자동입력기 GUI 로 이동해서 등록 (다음 단계)</w:t>
+        <w:t xml:space="preserve">  ③ 자동입력기에 등록하기 전까지 [닫기] 누르지 말기</w:t>
       </w:r>
     </w:p>
     <w:p>
@@ -727,8 +915,8 @@
       <w:r>
         <w:drawing>
           <wp:inline xmlns:a="http://schemas.openxmlformats.org/drawingml/2006/main" xmlns:pic="http://schemas.openxmlformats.org/drawingml/2006/picture">
-            <wp:extent cx="5760000" cy="3456000"/>
-            <wp:docPr id="5" name="Picture 5"/>
+            <wp:extent cx="3600000" cy="2298399"/>
+            <wp:docPr id="6" name="Picture 6"/>
             <wp:cNvGraphicFramePr>
               <a:graphicFrameLocks noChangeAspect="1"/>
             </wp:cNvGraphicFramePr>
@@ -736,11 +924,11 @@
               <a:graphicData uri="http://schemas.openxmlformats.org/drawingml/2006/picture">
                 <pic:pic>
                   <pic:nvPicPr>
-                    <pic:cNvPr id="0" name="05_copykey.png"/>
+                    <pic:cNvPr id="0" name="6.png"/>
                     <pic:cNvPicPr/>
                   </pic:nvPicPr>
                   <pic:blipFill>
-                    <a:blip r:embed="rId13"/>
+                    <a:blip r:embed="rId14"/>
                     <a:stretch>
                       <a:fillRect/>
                     </a:stretch>
@@ -748,7 +936,7 @@
                   <pic:spPr>
                     <a:xfrm>
                       <a:off x="0" y="0"/>
-                      <a:ext cx="5760000" cy="3456000"/>
+                      <a:ext cx="3600000" cy="2298399"/>
                     </a:xfrm>
                     <a:prstGeom prst="rect"/>
                   </pic:spPr>
@@ -770,7 +958,7 @@
           <w:color w:val="787878"/>
           <w:sz w:val="18"/>
         </w:rPr>
-        <w:t>그림 5. 생성된 API 키 — [Copy] 로 복사</w:t>
+        <w:t>그림 6. 생성된 API 키 — [키 복사]</w:t>
       </w:r>
     </w:p>
     <w:p>
@@ -784,7 +972,7 @@
           <w:color w:val="B4501E"/>
           <w:sz w:val="20"/>
         </w:rPr>
-        <w:t>⚠  키 분실 시: 이 페이지를 닫은 후엔 다시 못 봅니다. 새 키 발급 받으세요 (이전 키는 Revoke).</w:t>
+        <w:t>⚠  키 분실 시: 이 페이지를 닫으면 다시 못 봅니다. 새 키를 발급받으세요 (이전 키는 삭제 권장).</w:t>
       </w:r>
     </w:p>
     <w:p>
@@ -798,7 +986,7 @@
           <w:color w:val="3C3C3C"/>
           <w:sz w:val="20"/>
         </w:rPr>
-        <w:t>📌  키 형태: sk-ant-api03-... 로 시작하는 100자 이상 긴 문자열.</w:t>
+        <w:t>📌  키 형태: sk-ant-api03-... 로 시작하는 100자 이상의 긴 문자열.</w:t>
       </w:r>
     </w:p>
     <w:p>
@@ -817,7 +1005,7 @@
           <w:color w:val="2850A0"/>
           <w:sz w:val="36"/>
         </w:rPr>
-        <w:t>6단계 — 자동입력기에 키 등록</w:t>
+        <w:t>7단계 — 자동입력기에 키 등록</w:t>
       </w:r>
     </w:p>
     <w:p>
@@ -827,7 +1015,7 @@
           <w:b w:val="0"/>
           <w:sz w:val="22"/>
         </w:rPr>
-        <w:t>비전자문서등록 자동입력 프로그램을 실행합니다.</w:t>
+        <w:t>비전자문서등록 자동입력 프로그램(EXE) 을 실행합니다.</w:t>
       </w:r>
     </w:p>
     <w:p>
@@ -866,7 +1054,7 @@
           <w:b w:val="0"/>
           <w:sz w:val="22"/>
         </w:rPr>
-        <w:t xml:space="preserve">  ② [Anthropic API 키] 입력 칸에 복사한 키 (Ctrl+V) 붙여넣기</w:t>
+        <w:t xml:space="preserve">  ② [Anthropic API 키] 입력칸에 복사한 키 (Ctrl+V) 붙여넣기 — 빨간 박스 위치</w:t>
       </w:r>
     </w:p>
     <w:p>
@@ -876,7 +1064,7 @@
           <w:b w:val="0"/>
           <w:sz w:val="22"/>
         </w:rPr>
-        <w:t xml:space="preserve">  ③ Claude 모델 콤보박스에서 원하는 모델 선택 (기본: Sonnet 4.5)</w:t>
+        <w:t xml:space="preserve">  ③ [Claude 모델] 콤보박스에서 원하는 모델 선택 (기본 Sonnet 4.5 권장)</w:t>
       </w:r>
     </w:p>
     <w:p>
@@ -886,7 +1074,7 @@
           <w:b w:val="0"/>
           <w:sz w:val="22"/>
         </w:rPr>
-        <w:t xml:space="preserve">  ④ [저장] 버튼 클릭</w:t>
+        <w:t xml:space="preserve">  ④ [저장] 클릭</w:t>
       </w:r>
     </w:p>
     <w:p>
@@ -896,8 +1084,8 @@
       <w:r>
         <w:drawing>
           <wp:inline xmlns:a="http://schemas.openxmlformats.org/drawingml/2006/main" xmlns:pic="http://schemas.openxmlformats.org/drawingml/2006/picture">
-            <wp:extent cx="5760000" cy="3456000"/>
-            <wp:docPr id="6" name="Picture 6"/>
+            <wp:extent cx="5040000" cy="3473004"/>
+            <wp:docPr id="7" name="Picture 7"/>
             <wp:cNvGraphicFramePr>
               <a:graphicFrameLocks noChangeAspect="1"/>
             </wp:cNvGraphicFramePr>
@@ -905,11 +1093,11 @@
               <a:graphicData uri="http://schemas.openxmlformats.org/drawingml/2006/picture">
                 <pic:pic>
                   <pic:nvPicPr>
-                    <pic:cNvPr id="0" name="06_gui_settings.png"/>
+                    <pic:cNvPr id="0" name="7.png"/>
                     <pic:cNvPicPr/>
                   </pic:nvPicPr>
                   <pic:blipFill>
-                    <a:blip r:embed="rId14"/>
+                    <a:blip r:embed="rId15"/>
                     <a:stretch>
                       <a:fillRect/>
                     </a:stretch>
@@ -917,7 +1105,7 @@
                   <pic:spPr>
                     <a:xfrm>
                       <a:off x="0" y="0"/>
-                      <a:ext cx="5760000" cy="3456000"/>
+                      <a:ext cx="5040000" cy="3473004"/>
                     </a:xfrm>
                     <a:prstGeom prst="rect"/>
                   </pic:spPr>
@@ -939,7 +1127,7 @@
           <w:color w:val="787878"/>
           <w:sz w:val="18"/>
         </w:rPr>
-        <w:t>그림 6. 자동입력기의 [⚙ 설정] 다이얼로그</w:t>
+        <w:t>그림 7. 자동입력기 — [⚙ 설정] 다이얼로그에 키 붙여넣기</w:t>
       </w:r>
     </w:p>
     <w:p>
@@ -953,7 +1141,7 @@
           <w:color w:val="B4501E"/>
           <w:sz w:val="20"/>
         </w:rPr>
-        <w:t>⚠  키는 본인 PC 의 %USERPROFILE%\.kedu_anthropic_key 파일에 저장됩니다. 다른 사람에게 PC 의 이 파일을 공유하지 마세요.</w:t>
+        <w:t>⚠  키는 본인 PC 의 %USERPROFILE%\.kedu_anthropic_key 파일에 저장됩니다. 이 파일을 다른 사람에게 공유하지 마세요.</w:t>
       </w:r>
     </w:p>
     <w:p>
@@ -967,13 +1155,13 @@
           <w:color w:val="2850A0"/>
           <w:sz w:val="20"/>
         </w:rPr>
-        <w:t>💡  모델 선택:</w:t>
+        <w:t>💡  모델 추천:</w:t>
         <w:br/>
-        <w:t xml:space="preserve">  • Sonnet 4.5 (기본 권장) — 정확 + 합리적 비용 (~10원/PDF)</w:t>
+        <w:t xml:space="preserve">  • Sonnet 4.5 (기본) — 정확 + 합리적 (~10원/PDF)</w:t>
         <w:br/>
-        <w:t xml:space="preserve">  • Haiku 4.5 — 저렴 (~1원/PDF), 디지털 PDF 위주면 충분</w:t>
+        <w:t xml:space="preserve">  • Haiku 4.5 — 저렴 (~1원/PDF), 디지털 PDF 위주에 적합</w:t>
         <w:br/>
-        <w:t xml:space="preserve">  • Opus 4.7 — 최고 정확도 + 비싼 (~50원/PDF)</w:t>
+        <w:t xml:space="preserve">  • Opus 4.7 — 최고 정확도 (~50원/PDF)</w:t>
       </w:r>
     </w:p>
     <w:p>
@@ -1016,7 +1204,7 @@
           <w:b w:val="0"/>
           <w:sz w:val="22"/>
         </w:rPr>
-        <w:t>네, Anthropic Console 가입 자체는 무료입니다. API 사용량만큼만 후불 청구됩니다.</w:t>
+        <w:t>네, Claude Console 가입 자체는 무료입니다. API 호출 비용만 사용량만큼 차감됩니다.</w:t>
       </w:r>
     </w:p>
     <w:p>
@@ -1026,7 +1214,7 @@
           <w:b w:val="0"/>
           <w:sz w:val="22"/>
         </w:rPr>
-        <w:t>크레딧 충전 ($5 최소) 후에 사용량만큼 차감되는 방식.</w:t>
+        <w:t>크레딧 충전 ($5 최소) → 사용량만큼 자동 차감.</w:t>
       </w:r>
     </w:p>
     <w:p>
@@ -1050,7 +1238,7 @@
           <w:b w:val="0"/>
           <w:sz w:val="22"/>
         </w:rPr>
-        <w:t>• PDF 1건 처리 시 평균 비용:</w:t>
+        <w:t>PDF 1건 처리 평균 비용:</w:t>
       </w:r>
     </w:p>
     <w:p>
@@ -1060,7 +1248,7 @@
           <w:b w:val="0"/>
           <w:sz w:val="22"/>
         </w:rPr>
-        <w:t xml:space="preserve">  - Sonnet 4.5 사용 시: 약 10원</w:t>
+        <w:t xml:space="preserve">  ● Sonnet 4.5 사용: 약 10원</w:t>
       </w:r>
     </w:p>
     <w:p>
@@ -1070,7 +1258,7 @@
           <w:b w:val="0"/>
           <w:sz w:val="22"/>
         </w:rPr>
-        <w:t xml:space="preserve">  - Haiku 4.5 사용 시: 약 1원</w:t>
+        <w:t xml:space="preserve">  ● Haiku 4.5 사용: 약 1원</w:t>
       </w:r>
     </w:p>
     <w:p>
@@ -1080,7 +1268,7 @@
           <w:b w:val="0"/>
           <w:sz w:val="22"/>
         </w:rPr>
-        <w:t xml:space="preserve">  - Opus 4.7 사용 시: 약 50원</w:t>
+        <w:t xml:space="preserve">  ● Opus 4.7 사용: 약 50원</w:t>
       </w:r>
     </w:p>
     <w:p>
@@ -1090,7 +1278,7 @@
           <w:b w:val="0"/>
           <w:sz w:val="22"/>
         </w:rPr>
-        <w:t>• $5 충전 시 Sonnet 으로 약 500건 처리 가능 (Haiku 5000건)</w:t>
+        <w:t>→ $5 충전 (약 7,000원) 시 Sonnet 으로 약 500건 처리 가능.</w:t>
       </w:r>
     </w:p>
     <w:p>
@@ -1134,7 +1322,7 @@
           <w:b w:val="0"/>
           <w:sz w:val="22"/>
         </w:rPr>
-        <w:t xml:space="preserve">  ② 분실한 키 옆의 [Revoke] 클릭 (보안상 권장)</w:t>
+        <w:t xml:space="preserve">  ② [+ 키 생성] 으로 새 키 발급</w:t>
       </w:r>
     </w:p>
     <w:p>
@@ -1144,7 +1332,7 @@
           <w:b w:val="0"/>
           <w:sz w:val="22"/>
         </w:rPr>
-        <w:t xml:space="preserve">  ③ [+ Create Key] 로 새 키 생성</w:t>
+        <w:t xml:space="preserve">  ③ 자동입력기 [⚙ 설정] 에서 새 키 등록</w:t>
       </w:r>
     </w:p>
     <w:p>
@@ -1154,7 +1342,7 @@
           <w:b w:val="0"/>
           <w:sz w:val="22"/>
         </w:rPr>
-        <w:t xml:space="preserve">  ④ 자동입력기 [⚙ 설정] 에서 새 키 등록</w:t>
+        <w:t xml:space="preserve">  ④ 분실된 옛 키는 옆의 [⋯] 메뉴에서 [폐기] (보안)</w:t>
       </w:r>
     </w:p>
     <w:p>
@@ -1202,7 +1390,7 @@
           <w:b w:val="0"/>
           <w:sz w:val="22"/>
         </w:rPr>
-        <w:t>console.anthropic.com 좌측 사이드바 [Usage] 메뉴 — 일/월 단위 사용량 + 비용 확인.</w:t>
+        <w:t>console.anthropic.com 의 [크레딧] 또는 [분석] 메뉴에서 일/월별 사용량 + 비용 확인.</w:t>
       </w:r>
     </w:p>
     <w:p>
@@ -1226,7 +1414,7 @@
           <w:b w:val="0"/>
           <w:sz w:val="22"/>
         </w:rPr>
-        <w:t>키를 가진 사람이 본인 계정으로 API 호출 가능 → 본인에게 청구됨. GitHub, 채팅, 이메일 등에 절대 공유 금지. 노출 의심 시 즉시 console 에서 Revoke 후 새 키 발급.</w:t>
+        <w:t>키 소지자가 본인 계정으로 API 호출 가능 → 본인에게 청구됨. GitHub, 채팅, 이메일 등에 절대 공유 금지. 노출 의심 시 즉시 console 에서 키 폐기 후 새 키 발급.</w:t>
       </w:r>
     </w:p>
     <w:p>
@@ -1284,7 +1472,7 @@
           <w:b w:val="0"/>
           <w:sz w:val="22"/>
         </w:rPr>
-        <w:t xml:space="preserve">  • 키는 본인 PC 의 %USERPROFILE%\.kedu_anthropic_key 에만 저장 (자동입력기가 처리)</w:t>
+        <w:t xml:space="preserve">  ● 키는 본인 PC 의 %USERPROFILE%\.kedu_anthropic_key 에만 저장 (자동입력기가 처리)</w:t>
       </w:r>
     </w:p>
     <w:p>
@@ -1294,7 +1482,7 @@
           <w:b w:val="0"/>
           <w:sz w:val="22"/>
         </w:rPr>
-        <w:t xml:space="preserve">  • 키 사용처를 console.anthropic.com 의 [Usage] 에서 정기적으로 확인</w:t>
+        <w:t xml:space="preserve">  ● console.anthropic.com 의 [크레딧] / [분석] 에서 사용량 정기 점검</w:t>
       </w:r>
     </w:p>
     <w:p>
@@ -1304,7 +1492,7 @@
           <w:b w:val="0"/>
           <w:sz w:val="22"/>
         </w:rPr>
-        <w:t xml:space="preserve">  • 30일 또는 90일마다 키를 갱신 (Rotate)</w:t>
+        <w:t xml:space="preserve">  ● 30~90일마다 키 갱신 (Rotate)</w:t>
       </w:r>
     </w:p>
     <w:p>
@@ -1333,7 +1521,7 @@
           <w:b w:val="0"/>
           <w:sz w:val="22"/>
         </w:rPr>
-        <w:t xml:space="preserve">  • 메일/카카오톡/슬랙 등 메신저에 키 공유</w:t>
+        <w:t xml:space="preserve">  ● 메일/카카오톡/슬랙 등 메신저에 키 공유</w:t>
       </w:r>
     </w:p>
     <w:p>
@@ -1343,7 +1531,7 @@
           <w:b w:val="0"/>
           <w:sz w:val="22"/>
         </w:rPr>
-        <w:t xml:space="preserve">  • 공용 PC 에서 키 등록 (사용 후 반드시 .kedu_anthropic_key 삭제)</w:t>
+        <w:t xml:space="preserve">  ● 공용 PC 에서 키 등록 (사용 후 .kedu_anthropic_key 파일 반드시 삭제)</w:t>
       </w:r>
     </w:p>
     <w:p>
@@ -1353,7 +1541,7 @@
           <w:b w:val="0"/>
           <w:sz w:val="22"/>
         </w:rPr>
-        <w:t xml:space="preserve">  • GitHub/Notion 등 외부 시스템에 키 업로드</w:t>
+        <w:t xml:space="preserve">  ● GitHub/Notion 등 외부 시스템에 키 업로드</w:t>
       </w:r>
     </w:p>
     <w:p>
@@ -1363,7 +1551,7 @@
           <w:b w:val="0"/>
           <w:sz w:val="22"/>
         </w:rPr>
-        <w:t xml:space="preserve">  • 같은 키를 여러 사람이 공유 (→ 비용 청구 추적 불가)</w:t>
+        <w:t xml:space="preserve">  ● 같은 키를 여러 사람이 공유 (→ 비용 청구 추적 불가)</w:t>
       </w:r>
     </w:p>
     <w:p>
@@ -1386,7 +1574,7 @@
           <w:color w:val="2850A0"/>
           <w:sz w:val="32"/>
         </w:rPr>
-        <w:t>키 갱신 (Rotate) 방법</w:t>
+        <w:t>키 갱신(Rotate) 방법</w:t>
       </w:r>
     </w:p>
     <w:p>
@@ -1406,7 +1594,7 @@
           <w:b w:val="0"/>
           <w:sz w:val="22"/>
         </w:rPr>
-        <w:t xml:space="preserve">  ② 기존 키 옆 [Revoke] 클릭</w:t>
+        <w:t xml:space="preserve">  ② 기존 키 옆 [⋯] → [폐기] 클릭</w:t>
       </w:r>
     </w:p>
     <w:p>
@@ -1416,7 +1604,7 @@
           <w:b w:val="0"/>
           <w:sz w:val="22"/>
         </w:rPr>
-        <w:t xml:space="preserve">  ③ [+ Create Key] 로 새 키 발급</w:t>
+        <w:t xml:space="preserve">  ③ [+ 키 생성] 으로 새 키 발급</w:t>
       </w:r>
     </w:p>
     <w:p>
@@ -1455,7 +1643,7 @@
           <w:b w:val="0"/>
           <w:sz w:val="22"/>
         </w:rPr>
-        <w:t>• Anthropic Console: https://console.anthropic.com/</w:t>
+        <w:t>● Claude Console: https://console.anthropic.com/</w:t>
       </w:r>
     </w:p>
     <w:p>
@@ -1465,7 +1653,7 @@
           <w:b w:val="0"/>
           <w:sz w:val="22"/>
         </w:rPr>
-        <w:t>• API 키 페이지: https://console.anthropic.com/settings/keys</w:t>
+        <w:t>● API 키 페이지: https://console.anthropic.com/settings/keys</w:t>
       </w:r>
     </w:p>
     <w:p>
@@ -1475,7 +1663,7 @@
           <w:b w:val="0"/>
           <w:sz w:val="22"/>
         </w:rPr>
-        <w:t>• 결제 페이지: https://console.anthropic.com/settings/billing</w:t>
+        <w:t>● 크레딧 / 결제: https://console.anthropic.com/settings/billing</w:t>
       </w:r>
     </w:p>
     <w:p>
@@ -1485,7 +1673,7 @@
           <w:b w:val="0"/>
           <w:sz w:val="22"/>
         </w:rPr>
-        <w:t>• 사용량 페이지: https://console.anthropic.com/settings/usage</w:t>
+        <w:t>● API 가격표: https://www.anthropic.com/pricing</w:t>
       </w:r>
     </w:p>
     <w:p>
@@ -1495,17 +1683,7 @@
           <w:b w:val="0"/>
           <w:sz w:val="22"/>
         </w:rPr>
-        <w:t>• API 가격표: https://www.anthropic.com/pricing</w:t>
-      </w:r>
-    </w:p>
-    <w:p>
-      <w:r>
-        <w:rPr>
-          <w:rFonts w:ascii="맑은 고딕" w:hAnsi="맑은 고딕"/>
-          <w:b w:val="0"/>
-          <w:sz w:val="22"/>
-        </w:rPr>
-        <w:t>• 자동입력기 다운로드: https://github.com/xier1108-art/kedu-doc-auto/releases/latest</w:t>
+        <w:t>● 자동입력기 다운로드: https://github.com/xier1108-art/kedu-doc-auto/releases/latest</w:t>
       </w:r>
     </w:p>
     <w:p>
@@ -1525,7 +1703,7 @@
           <w:color w:val="787878"/>
           <w:sz w:val="18"/>
         </w:rPr>
-        <w:t>이 문서는 K-에듀파인 비전자문서등록 자동입력기 v1.0.7 기준입니다.</w:t>
+        <w:t>본 문서는 K-에듀파인 비전자문서등록 자동입력기 v1.0.7 기준입니다 (2026.05).</w:t>
       </w:r>
     </w:p>
     <w:sectPr>
